--- a/source-multichoice/build/es-software-sistema-operativo-6.docx
+++ b/source-multichoice/build/es-software-sistema-operativo-6.docx
@@ -16,6 +16,54 @@
       </w:pPr>
       <w:r>
         <w:t>¿Quién es el desarrollador del sistema operativo macOS?</w:t>
+      </w:r>
+    </w:p>
+    <w:p>
+      <w:pPr>
+        <w:pStyle w:val="Choice"/>
+      </w:pPr>
+      <w:r>
+        <w:t>a)</w:t>
+        <w:tab/>
+        <w:t>Google.</w:t>
+      </w:r>
+    </w:p>
+    <w:p>
+      <w:pPr>
+        <w:pStyle w:val="Choice"/>
+      </w:pPr>
+      <w:r>
+        <w:t>b)</w:t>
+        <w:tab/>
+        <w:t>Microsoft.</w:t>
+      </w:r>
+    </w:p>
+    <w:p>
+      <w:pPr>
+        <w:pStyle w:val="Choice"/>
+      </w:pPr>
+      <w:r>
+        <w:t>c)</w:t>
+        <w:tab/>
+        <w:t>Apple.</w:t>
+      </w:r>
+    </w:p>
+    <w:p>
+      <w:pPr>
+        <w:pStyle w:val="Choice"/>
+      </w:pPr>
+      <w:r>
+        <w:t>d)</w:t>
+        <w:tab/>
+        <w:t>IBM.</w:t>
+      </w:r>
+    </w:p>
+    <w:p>
+      <w:pPr>
+        <w:pStyle w:val="ListNumber"/>
+      </w:pPr>
+      <w:r>
+        <w:t>¿Quién es el desarrollador del sistema operativo iOS?</w:t>
       </w:r>
     </w:p>
     <w:p>
@@ -35,6 +83,16 @@
       <w:r>
         <w:t>b)</w:t>
         <w:tab/>
+        <w:t>Apple.</w:t>
+      </w:r>
+    </w:p>
+    <w:p>
+      <w:pPr>
+        <w:pStyle w:val="Choice"/>
+      </w:pPr>
+      <w:r>
+        <w:t>c)</w:t>
+        <w:tab/>
         <w:t>IBM.</w:t>
       </w:r>
     </w:p>
@@ -43,9 +101,47 @@
         <w:pStyle w:val="Choice"/>
       </w:pPr>
       <w:r>
+        <w:t>d)</w:t>
+        <w:tab/>
+        <w:t>Google.</w:t>
+      </w:r>
+    </w:p>
+    <w:p>
+      <w:pPr>
+        <w:pStyle w:val="ListNumber"/>
+      </w:pPr>
+      <w:r>
+        <w:t>¿Quién es el desarrollador del sistema operativo z/OS?</w:t>
+      </w:r>
+    </w:p>
+    <w:p>
+      <w:pPr>
+        <w:pStyle w:val="Choice"/>
+      </w:pPr>
+      <w:r>
+        <w:t>a)</w:t>
+        <w:tab/>
+        <w:t>IBM.</w:t>
+      </w:r>
+    </w:p>
+    <w:p>
+      <w:pPr>
+        <w:pStyle w:val="Choice"/>
+      </w:pPr>
+      <w:r>
+        <w:t>b)</w:t>
+        <w:tab/>
+        <w:t>Google.</w:t>
+      </w:r>
+    </w:p>
+    <w:p>
+      <w:pPr>
+        <w:pStyle w:val="Choice"/>
+      </w:pPr>
+      <w:r>
         <w:t>c)</w:t>
         <w:tab/>
-        <w:t>Google.</w:t>
+        <w:t>Microsoft.</w:t>
       </w:r>
     </w:p>
     <w:p>
@@ -63,102 +159,6 @@
         <w:pStyle w:val="ListNumber"/>
       </w:pPr>
       <w:r>
-        <w:t>¿Quién es el desarrollador del sistema operativo iOS?</w:t>
-      </w:r>
-    </w:p>
-    <w:p>
-      <w:pPr>
-        <w:pStyle w:val="Choice"/>
-      </w:pPr>
-      <w:r>
-        <w:t>a)</w:t>
-        <w:tab/>
-        <w:t>Microsoft.</w:t>
-      </w:r>
-    </w:p>
-    <w:p>
-      <w:pPr>
-        <w:pStyle w:val="Choice"/>
-      </w:pPr>
-      <w:r>
-        <w:t>b)</w:t>
-        <w:tab/>
-        <w:t>IBM.</w:t>
-      </w:r>
-    </w:p>
-    <w:p>
-      <w:pPr>
-        <w:pStyle w:val="Choice"/>
-      </w:pPr>
-      <w:r>
-        <w:t>c)</w:t>
-        <w:tab/>
-        <w:t>Google.</w:t>
-      </w:r>
-    </w:p>
-    <w:p>
-      <w:pPr>
-        <w:pStyle w:val="Choice"/>
-      </w:pPr>
-      <w:r>
-        <w:t>d)</w:t>
-        <w:tab/>
-        <w:t>Apple.</w:t>
-      </w:r>
-    </w:p>
-    <w:p>
-      <w:pPr>
-        <w:pStyle w:val="ListNumber"/>
-      </w:pPr>
-      <w:r>
-        <w:t>¿Quién es el desarrollador del sistema operativo z/OS?</w:t>
-      </w:r>
-    </w:p>
-    <w:p>
-      <w:pPr>
-        <w:pStyle w:val="Choice"/>
-      </w:pPr>
-      <w:r>
-        <w:t>a)</w:t>
-        <w:tab/>
-        <w:t>Apple.</w:t>
-      </w:r>
-    </w:p>
-    <w:p>
-      <w:pPr>
-        <w:pStyle w:val="Choice"/>
-      </w:pPr>
-      <w:r>
-        <w:t>b)</w:t>
-        <w:tab/>
-        <w:t>Google.</w:t>
-      </w:r>
-    </w:p>
-    <w:p>
-      <w:pPr>
-        <w:pStyle w:val="Choice"/>
-      </w:pPr>
-      <w:r>
-        <w:t>c)</w:t>
-        <w:tab/>
-        <w:t>Microsoft.</w:t>
-      </w:r>
-    </w:p>
-    <w:p>
-      <w:pPr>
-        <w:pStyle w:val="Choice"/>
-      </w:pPr>
-      <w:r>
-        <w:t>d)</w:t>
-        <w:tab/>
-        <w:t>IBM.</w:t>
-      </w:r>
-    </w:p>
-    <w:p>
-      <w:pPr>
-        <w:pStyle w:val="ListNumber"/>
-      </w:pPr>
-      <w:r>
         <w:t>¿Para qué tipo de dispositivos está diseñado el sistema operativo macOS?</w:t>
       </w:r>
     </w:p>
@@ -168,18 +168,114 @@
       </w:pPr>
       <w:r>
         <w:t>a)</w:t>
+        <w:tab/>
+        <w:t>Grandes ordenadores de empresa como los mainframes.</w:t>
+      </w:r>
+    </w:p>
+    <w:p>
+      <w:pPr>
+        <w:pStyle w:val="Choice"/>
+      </w:pPr>
+      <w:r>
+        <w:t>b)</w:t>
+        <w:tab/>
+        <w:t>Dispositivos móviles tales como smartphones y tabletas.</w:t>
+      </w:r>
+    </w:p>
+    <w:p>
+      <w:pPr>
+        <w:pStyle w:val="Choice"/>
+      </w:pPr>
+      <w:r>
+        <w:t>c)</w:t>
+        <w:tab/>
+        <w:t>Ordenadores personales de sobremesa y portátiles.</w:t>
+      </w:r>
+    </w:p>
+    <w:p>
+      <w:pPr>
+        <w:pStyle w:val="Choice"/>
+      </w:pPr>
+      <w:r>
+        <w:t>d)</w:t>
         <w:tab/>
         <w:t>Todo tipo de dispositivos, desde pequeños routers, servidores, hasta grandes superordenadores.</w:t>
       </w:r>
     </w:p>
     <w:p>
       <w:pPr>
+        <w:pStyle w:val="ListNumber"/>
+      </w:pPr>
+      <w:r>
+        <w:t>¿Para qué tipo de dispositivos está diseñado el sistema operativo iOS?</w:t>
+      </w:r>
+    </w:p>
+    <w:p>
+      <w:pPr>
+        <w:pStyle w:val="Choice"/>
+      </w:pPr>
+      <w:r>
+        <w:t>a)</w:t>
+        <w:tab/>
+        <w:t>Ordenadores personales de sobremesa y portátiles.</w:t>
+      </w:r>
+    </w:p>
+    <w:p>
+      <w:pPr>
         <w:pStyle w:val="Choice"/>
       </w:pPr>
       <w:r>
         <w:t>b)</w:t>
         <w:tab/>
+        <w:t>Todo tipo de dispositivos, desde pequeños routers, servidores, hasta grandes superordenadores.</w:t>
+      </w:r>
+    </w:p>
+    <w:p>
+      <w:pPr>
+        <w:pStyle w:val="Choice"/>
+      </w:pPr>
+      <w:r>
+        <w:t>c)</w:t>
+        <w:tab/>
+        <w:t>Dispositivos móviles tales como smartphones y tabletas.</w:t>
+      </w:r>
+    </w:p>
+    <w:p>
+      <w:pPr>
+        <w:pStyle w:val="Choice"/>
+      </w:pPr>
+      <w:r>
+        <w:t>d)</w:t>
+        <w:tab/>
+        <w:t>Grandes ordenadores de empresa como los mainframes.</w:t>
+      </w:r>
+    </w:p>
+    <w:p>
+      <w:pPr>
+        <w:pStyle w:val="ListNumber"/>
+      </w:pPr>
+      <w:r>
+        <w:t>¿Para qué tipo de dispositivos está diseñado el sistema operativo z/OS?</w:t>
+      </w:r>
+    </w:p>
+    <w:p>
+      <w:pPr>
+        <w:pStyle w:val="Choice"/>
+      </w:pPr>
+      <w:r>
+        <w:t>a)</w:t>
+        <w:tab/>
         <w:t>Ordenadores personales de sobremesa y portátiles.</w:t>
+      </w:r>
+    </w:p>
+    <w:p>
+      <w:pPr>
+        <w:pStyle w:val="Choice"/>
+      </w:pPr>
+      <w:r>
+        <w:t>b)</w:t>
+        <w:tab/>
+        <w:t>Todo tipo de dispositivos, desde pequeños routers, servidores, hasta grandes superordenadores.</w:t>
       </w:r>
     </w:p>
     <w:p>
@@ -207,102 +303,6 @@
         <w:pStyle w:val="ListNumber"/>
       </w:pPr>
       <w:r>
-        <w:t>¿Para qué tipo de dispositivos está diseñado el sistema operativo iOS?</w:t>
-      </w:r>
-    </w:p>
-    <w:p>
-      <w:pPr>
-        <w:pStyle w:val="Choice"/>
-      </w:pPr>
-      <w:r>
-        <w:t>a)</w:t>
-        <w:tab/>
-        <w:t>Todo tipo de dispositivos, desde pequeños routers, servidores, hasta grandes superordenadores.</w:t>
-      </w:r>
-    </w:p>
-    <w:p>
-      <w:pPr>
-        <w:pStyle w:val="Choice"/>
-      </w:pPr>
-      <w:r>
-        <w:t>b)</w:t>
-        <w:tab/>
-        <w:t>Grandes ordenadores de empresa como los mainframes.</w:t>
-      </w:r>
-    </w:p>
-    <w:p>
-      <w:pPr>
-        <w:pStyle w:val="Choice"/>
-      </w:pPr>
-      <w:r>
-        <w:t>c)</w:t>
-        <w:tab/>
-        <w:t>Ordenadores personales de sobremesa y portátiles.</w:t>
-      </w:r>
-    </w:p>
-    <w:p>
-      <w:pPr>
-        <w:pStyle w:val="Choice"/>
-      </w:pPr>
-      <w:r>
-        <w:t>d)</w:t>
-        <w:tab/>
-        <w:t>Dispositivos móviles tales como smartphones y tabletas.</w:t>
-      </w:r>
-    </w:p>
-    <w:p>
-      <w:pPr>
-        <w:pStyle w:val="ListNumber"/>
-      </w:pPr>
-      <w:r>
-        <w:t>¿Para qué tipo de dispositivos está diseñado el sistema operativo z/OS?</w:t>
-      </w:r>
-    </w:p>
-    <w:p>
-      <w:pPr>
-        <w:pStyle w:val="Choice"/>
-      </w:pPr>
-      <w:r>
-        <w:t>a)</w:t>
-        <w:tab/>
-        <w:t>Ordenadores personales de sobremesa y portátiles.</w:t>
-      </w:r>
-    </w:p>
-    <w:p>
-      <w:pPr>
-        <w:pStyle w:val="Choice"/>
-      </w:pPr>
-      <w:r>
-        <w:t>b)</w:t>
-        <w:tab/>
-        <w:t>Todo tipo de dispositivos, desde pequeños routers, servidores, hasta grandes superordenadores.</w:t>
-      </w:r>
-    </w:p>
-    <w:p>
-      <w:pPr>
-        <w:pStyle w:val="Choice"/>
-      </w:pPr>
-      <w:r>
-        <w:t>c)</w:t>
-        <w:tab/>
-        <w:t>Grandes ordenadores de empresa como los mainframes.</w:t>
-      </w:r>
-    </w:p>
-    <w:p>
-      <w:pPr>
-        <w:pStyle w:val="Choice"/>
-      </w:pPr>
-      <w:r>
-        <w:t>d)</w:t>
-        <w:tab/>
-        <w:t>Dispositivos móviles tales como smartphones y tabletas.</w:t>
-      </w:r>
-    </w:p>
-    <w:p>
-      <w:pPr>
-        <w:pStyle w:val="ListNumber"/>
-      </w:pPr>
-      <w:r>
         <w:t>¿Cuál es la cuota de mercado de macOS para ordenadores personales en 2023?</w:t>
       </w:r>
     </w:p>
@@ -312,6 +312,16 @@
       </w:pPr>
       <w:r>
         <w:t>a)</w:t>
+        <w:tab/>
+        <w:t>25%</w:t>
+      </w:r>
+    </w:p>
+    <w:p>
+      <w:pPr>
+        <w:pStyle w:val="Choice"/>
+      </w:pPr>
+      <w:r>
+        <w:t>b)</w:t>
         <w:tab/>
         <w:t>11%</w:t>
       </w:r>
@@ -321,7 +331,7 @@
         <w:pStyle w:val="Choice"/>
       </w:pPr>
       <w:r>
-        <w:t>b)</w:t>
+        <w:t>c)</w:t>
         <w:tab/>
         <w:t>21%</w:t>
       </w:r>
@@ -331,23 +341,13 @@
         <w:pStyle w:val="Choice"/>
       </w:pPr>
       <w:r>
-        <w:t>c)</w:t>
+        <w:t>d)</w:t>
         <w:tab/>
         <w:t>15%</w:t>
       </w:r>
     </w:p>
     <w:p>
       <w:pPr>
-        <w:pStyle w:val="Choice"/>
-      </w:pPr>
-      <w:r>
-        <w:t>d)</w:t>
-        <w:tab/>
-        <w:t>25%</w:t>
-      </w:r>
-    </w:p>
-    <w:p>
-      <w:pPr>
         <w:pStyle w:val="ListNumber"/>
       </w:pPr>
       <w:r>
@@ -361,6 +361,16 @@
       <w:r>
         <w:t>a)</w:t>
         <w:tab/>
+        <w:t>Android.</w:t>
+      </w:r>
+    </w:p>
+    <w:p>
+      <w:pPr>
+        <w:pStyle w:val="Choice"/>
+      </w:pPr>
+      <w:r>
+        <w:t>b)</w:t>
+        <w:tab/>
         <w:t>Unix.</w:t>
       </w:r>
     </w:p>
@@ -369,7 +379,7 @@
         <w:pStyle w:val="Choice"/>
       </w:pPr>
       <w:r>
-        <w:t>b)</w:t>
+        <w:t>c)</w:t>
         <w:tab/>
         <w:t>Windows.</w:t>
       </w:r>
@@ -379,19 +389,9 @@
         <w:pStyle w:val="Choice"/>
       </w:pPr>
       <w:r>
-        <w:t>c)</w:t>
+        <w:t>d)</w:t>
         <w:tab/>
         <w:t>z/OS.</w:t>
-      </w:r>
-    </w:p>
-    <w:p>
-      <w:pPr>
-        <w:pStyle w:val="Choice"/>
-      </w:pPr>
-      <w:r>
-        <w:t>d)</w:t>
-        <w:tab/>
-        <w:t>Android.</w:t>
       </w:r>
     </w:p>
     <w:p>
@@ -419,7 +419,7 @@
       <w:r>
         <w:t>b)</w:t>
         <w:tab/>
-        <w:t>Más compleja y detallada.</w:t>
+        <w:t>Más minimalista y elegante.</w:t>
       </w:r>
     </w:p>
     <w:p>
@@ -439,7 +439,7 @@
       <w:r>
         <w:t>d)</w:t>
         <w:tab/>
-        <w:t>Más minimalista y elegante.</w:t>
+        <w:t>Más compleja y detallada.</w:t>
       </w:r>
     </w:p>
     <w:p>
@@ -457,16 +457,6 @@
       <w:r>
         <w:t>a)</w:t>
         <w:tab/>
-        <w:t>En la parte inferior de la pantalla.</w:t>
-      </w:r>
-    </w:p>
-    <w:p>
-      <w:pPr>
-        <w:pStyle w:val="Choice"/>
-      </w:pPr>
-      <w:r>
-        <w:t>b)</w:t>
-        <w:tab/>
         <w:t>En la parte superior de la pantalla.</w:t>
       </w:r>
     </w:p>
@@ -475,7 +465,7 @@
         <w:pStyle w:val="Choice"/>
       </w:pPr>
       <w:r>
-        <w:t>c)</w:t>
+        <w:t>b)</w:t>
         <w:tab/>
         <w:t>En el lado izquierdo de la pantalla.</w:t>
       </w:r>
@@ -485,13 +475,23 @@
         <w:pStyle w:val="Choice"/>
       </w:pPr>
       <w:r>
-        <w:t>d)</w:t>
+        <w:t>c)</w:t>
         <w:tab/>
         <w:t>Dentro de cada ventana de aplicación.</w:t>
       </w:r>
     </w:p>
     <w:p>
       <w:pPr>
+        <w:pStyle w:val="Choice"/>
+      </w:pPr>
+      <w:r>
+        <w:t>d)</w:t>
+        <w:tab/>
+        <w:t>En la parte inferior de la pantalla.</w:t>
+      </w:r>
+    </w:p>
+    <w:p>
+      <w:pPr>
         <w:pStyle w:val="ListNumber"/>
       </w:pPr>
       <w:r>
@@ -505,6 +505,16 @@
       <w:r>
         <w:t>a)</w:t>
         <w:tab/>
+        <w:t>Tiene mayor cuota de mercado.</w:t>
+      </w:r>
+    </w:p>
+    <w:p>
+      <w:pPr>
+        <w:pStyle w:val="Choice"/>
+      </w:pPr>
+      <w:r>
+        <w:t>b)</w:t>
+        <w:tab/>
         <w:t>Tiene soporte completo de gestos en el touchpad.</w:t>
       </w:r>
     </w:p>
@@ -513,9 +523,9 @@
         <w:pStyle w:val="Choice"/>
       </w:pPr>
       <w:r>
-        <w:t>b)</w:t>
+        <w:t>c)</w:t>
         <w:tab/>
-        <w:t>Tiene mayor cuota de mercado.</w:t>
+        <w:t>Tiene un diseño que previene mejor los ataques.</w:t>
       </w:r>
     </w:p>
     <w:p>
@@ -523,23 +533,13 @@
         <w:pStyle w:val="Choice"/>
       </w:pPr>
       <w:r>
-        <w:t>c)</w:t>
+        <w:t>d)</w:t>
         <w:tab/>
         <w:t>Tiene más software disponible que Windows.</w:t>
       </w:r>
     </w:p>
     <w:p>
       <w:pPr>
-        <w:pStyle w:val="Choice"/>
-      </w:pPr>
-      <w:r>
-        <w:t>d)</w:t>
-        <w:tab/>
-        <w:t>Tiene un diseño que previene mejor los ataques.</w:t>
-      </w:r>
-    </w:p>
-    <w:p>
-      <w:pPr>
         <w:pStyle w:val="ListNumber"/>
       </w:pPr>
       <w:r>
@@ -553,7 +553,7 @@
       <w:r>
         <w:t>a)</w:t>
         <w:tab/>
-        <w:t>Con el costo del hardware.</w:t>
+        <w:t>Con donaciones voluntarias.</w:t>
       </w:r>
     </w:p>
     <w:p>
@@ -563,7 +563,7 @@
       <w:r>
         <w:t>b)</w:t>
         <w:tab/>
-        <w:t>Con donaciones voluntarias.</w:t>
+        <w:t>A través de suscripciones mensuales.</w:t>
       </w:r>
     </w:p>
     <w:p>
@@ -583,7 +583,7 @@
       <w:r>
         <w:t>d)</w:t>
         <w:tab/>
-        <w:t>A través de suscripciones mensuales.</w:t>
+        <w:t>Con el costo del hardware.</w:t>
       </w:r>
     </w:p>
     <w:p>
@@ -601,7 +601,7 @@
       <w:r>
         <w:t>a)</w:t>
         <w:tab/>
-        <w:t>Optimizado exclusivamente para dispositivos Apple.</w:t>
+        <w:t>Mayor variedad de dispositivos compatibles.</w:t>
       </w:r>
     </w:p>
     <w:p>
@@ -610,6 +610,16 @@
       </w:pPr>
       <w:r>
         <w:t>b)</w:t>
+        <w:tab/>
+        <w:t>Compatible con dispositivos de cualquier fabricante.</w:t>
+      </w:r>
+    </w:p>
+    <w:p>
+      <w:pPr>
+        <w:pStyle w:val="Choice"/>
+      </w:pPr>
+      <w:r>
+        <w:t>c)</w:t>
         <w:tab/>
         <w:t>Menor estabilidad en comparación con otros sistemas operativos.</w:t>
       </w:r>
@@ -619,19 +629,9 @@
         <w:pStyle w:val="Choice"/>
       </w:pPr>
       <w:r>
-        <w:t>c)</w:t>
-        <w:tab/>
-        <w:t>Compatible con dispositivos de cualquier fabricante.</w:t>
-      </w:r>
-    </w:p>
-    <w:p>
-      <w:pPr>
-        <w:pStyle w:val="Choice"/>
-      </w:pPr>
-      <w:r>
         <w:t>d)</w:t>
         <w:tab/>
-        <w:t>Mayor variedad de dispositivos compatibles.</w:t>
+        <w:t>Optimizado exclusivamente para dispositivos Apple.</w:t>
       </w:r>
     </w:p>
     <w:p>
@@ -659,6 +659,16 @@
       <w:r>
         <w:t>b)</w:t>
         <w:tab/>
+        <w:t>No tienen diferentes ediciones.</w:t>
+      </w:r>
+    </w:p>
+    <w:p>
+      <w:pPr>
+        <w:pStyle w:val="Choice"/>
+      </w:pPr>
+      <w:r>
+        <w:t>c)</w:t>
+        <w:tab/>
         <w:t>Solo hay dos ediciones disponibles en cada versión.</w:t>
       </w:r>
     </w:p>
@@ -667,23 +677,13 @@
         <w:pStyle w:val="Choice"/>
       </w:pPr>
       <w:r>
-        <w:t>c)</w:t>
+        <w:t>d)</w:t>
         <w:tab/>
         <w:t>Las ediciones varían según el año de lanzamiento.</w:t>
       </w:r>
     </w:p>
     <w:p>
       <w:pPr>
-        <w:pStyle w:val="Choice"/>
-      </w:pPr>
-      <w:r>
-        <w:t>d)</w:t>
-        <w:tab/>
-        <w:t>No tienen diferentes ediciones.</w:t>
-      </w:r>
-    </w:p>
-    <w:p>
-      <w:pPr>
         <w:pStyle w:val="ListNumber"/>
       </w:pPr>
       <w:r>
@@ -697,7 +697,7 @@
       <w:r>
         <w:t>a)</w:t>
         <w:tab/>
-        <w:t>Android</w:t>
+        <w:t>iOS</w:t>
       </w:r>
     </w:p>
     <w:p>
@@ -727,7 +727,7 @@
       <w:r>
         <w:t>d)</w:t>
         <w:tab/>
-        <w:t>iOS</w:t>
+        <w:t>Android</w:t>
       </w:r>
     </w:p>
     <w:p>
@@ -745,7 +745,7 @@
       <w:r>
         <w:t>a)</w:t>
         <w:tab/>
-        <w:t>Samsung, Sony, LG</w:t>
+        <w:t>iPhone, iPad, iPod</w:t>
       </w:r>
     </w:p>
     <w:p>
@@ -775,7 +775,7 @@
       <w:r>
         <w:t>d)</w:t>
         <w:tab/>
-        <w:t>iPhone, iPad, iPod</w:t>
+        <w:t>Samsung, Sony, LG</w:t>
       </w:r>
     </w:p>
     <w:p>
@@ -793,6 +793,26 @@
       <w:r>
         <w:t>a)</w:t>
         <w:tab/>
+        <w:t>Huawei</w:t>
+      </w:r>
+    </w:p>
+    <w:p>
+      <w:pPr>
+        <w:pStyle w:val="Choice"/>
+      </w:pPr>
+      <w:r>
+        <w:t>b)</w:t>
+        <w:tab/>
+        <w:t>Xiaomi</w:t>
+      </w:r>
+    </w:p>
+    <w:p>
+      <w:pPr>
+        <w:pStyle w:val="Choice"/>
+      </w:pPr>
+      <w:r>
+        <w:t>c)</w:t>
+        <w:tab/>
         <w:t>Apple</w:t>
       </w:r>
     </w:p>
@@ -801,29 +821,9 @@
         <w:pStyle w:val="Choice"/>
       </w:pPr>
       <w:r>
-        <w:t>b)</w:t>
-        <w:tab/>
-        <w:t>Huawei</w:t>
-      </w:r>
-    </w:p>
-    <w:p>
-      <w:pPr>
-        <w:pStyle w:val="Choice"/>
-      </w:pPr>
-      <w:r>
-        <w:t>c)</w:t>
+        <w:t>d)</w:t>
         <w:tab/>
         <w:t>Samsung</w:t>
-      </w:r>
-    </w:p>
-    <w:p>
-      <w:pPr>
-        <w:pStyle w:val="Choice"/>
-      </w:pPr>
-      <w:r>
-        <w:t>d)</w:t>
-        <w:tab/>
-        <w:t>Xiaomi</w:t>
       </w:r>
     </w:p>
     <w:p>
@@ -851,7 +851,7 @@
       <w:r>
         <w:t>b)</w:t>
         <w:tab/>
-        <w:t>Más variada según el fabricante de dispositivos.</w:t>
+        <w:t>Menos uniforme y consistente.</w:t>
       </w:r>
     </w:p>
     <w:p>
@@ -861,7 +861,7 @@
       <w:r>
         <w:t>c)</w:t>
         <w:tab/>
-        <w:t>Menos uniforme y consistente.</w:t>
+        <w:t>Más variada según el fabricante de dispositivos.</w:t>
       </w:r>
     </w:p>
     <w:p>
@@ -909,7 +909,7 @@
       <w:r>
         <w:t>c)</w:t>
         <w:tab/>
-        <w:t>Para conseguir una mayor compatibilidad con dispositivos Android.</w:t>
+        <w:t>Por falta de desarrolladores.</w:t>
       </w:r>
     </w:p>
     <w:p>
@@ -919,7 +919,7 @@
       <w:r>
         <w:t>d)</w:t>
         <w:tab/>
-        <w:t>Por falta de desarrolladores.</w:t>
+        <w:t>Para conseguir una mayor compatibilidad con dispositivos Android.</w:t>
       </w:r>
     </w:p>
     <w:p>
@@ -937,6 +937,26 @@
       <w:r>
         <w:t>a)</w:t>
         <w:tab/>
+        <w:t>Hasta 6 años.</w:t>
+      </w:r>
+    </w:p>
+    <w:p>
+      <w:pPr>
+        <w:pStyle w:val="Choice"/>
+      </w:pPr>
+      <w:r>
+        <w:t>b)</w:t>
+        <w:tab/>
+        <w:t>Hasta 2 años.</w:t>
+      </w:r>
+    </w:p>
+    <w:p>
+      <w:pPr>
+        <w:pStyle w:val="Choice"/>
+      </w:pPr>
+      <w:r>
+        <w:t>c)</w:t>
+        <w:tab/>
         <w:t>Hasta 4 años.</w:t>
       </w:r>
     </w:p>
@@ -945,33 +965,13 @@
         <w:pStyle w:val="Choice"/>
       </w:pPr>
       <w:r>
-        <w:t>b)</w:t>
+        <w:t>d)</w:t>
         <w:tab/>
         <w:t>Hasta 8 años.</w:t>
       </w:r>
     </w:p>
     <w:p>
       <w:pPr>
-        <w:pStyle w:val="Choice"/>
-      </w:pPr>
-      <w:r>
-        <w:t>c)</w:t>
-        <w:tab/>
-        <w:t>Hasta 6 años.</w:t>
-      </w:r>
-    </w:p>
-    <w:p>
-      <w:pPr>
-        <w:pStyle w:val="Choice"/>
-      </w:pPr>
-      <w:r>
-        <w:t>d)</w:t>
-        <w:tab/>
-        <w:t>Hasta 2 años.</w:t>
-      </w:r>
-    </w:p>
-    <w:p>
-      <w:pPr>
         <w:pStyle w:val="ListNumber"/>
       </w:pPr>
       <w:r>
@@ -985,7 +985,7 @@
       <w:r>
         <w:t>a)</w:t>
         <w:tab/>
-        <w:t>Menor control sobre el rendimiento de las aplicaciones.</w:t>
+        <w:t>Mayor flexibilidad en la personalización.</w:t>
       </w:r>
     </w:p>
     <w:p>
@@ -1005,7 +1005,7 @@
       <w:r>
         <w:t>c)</w:t>
         <w:tab/>
-        <w:t>Aplicaciones más robustas y optimizadas.</w:t>
+        <w:t>Menor control sobre el rendimiento de las aplicaciones.</w:t>
       </w:r>
     </w:p>
     <w:p>
@@ -1015,7 +1015,7 @@
       <w:r>
         <w:t>d)</w:t>
         <w:tab/>
-        <w:t>Mayor flexibilidad en la personalización.</w:t>
+        <w:t>Aplicaciones más robustas y optimizadas.</w:t>
       </w:r>
     </w:p>
     <w:p>
@@ -1033,6 +1033,16 @@
       <w:r>
         <w:t>a)</w:t>
         <w:tab/>
+        <w:t>No permite ninguna forma de personalización.</w:t>
+      </w:r>
+    </w:p>
+    <w:p>
+      <w:pPr>
+        <w:pStyle w:val="Choice"/>
+      </w:pPr>
+      <w:r>
+        <w:t>b)</w:t>
+        <w:tab/>
         <w:t>Igual cantidad de opciones que Android.</w:t>
       </w:r>
     </w:p>
@@ -1041,33 +1051,23 @@
         <w:pStyle w:val="Choice"/>
       </w:pPr>
       <w:r>
-        <w:t>b)</w:t>
+        <w:t>c)</w:t>
+        <w:tab/>
+        <w:t>Tiene más opciones de personalización y flexibilidad que Android.</w:t>
+      </w:r>
+    </w:p>
+    <w:p>
+      <w:pPr>
+        <w:pStyle w:val="Choice"/>
+      </w:pPr>
+      <w:r>
+        <w:t>d)</w:t>
         <w:tab/>
         <w:t>Tiene menos opciones y flexibilidad en comparación con Android.</w:t>
       </w:r>
     </w:p>
     <w:p>
       <w:pPr>
-        <w:pStyle w:val="Choice"/>
-      </w:pPr>
-      <w:r>
-        <w:t>c)</w:t>
-        <w:tab/>
-        <w:t>No permite ninguna forma de personalización.</w:t>
-      </w:r>
-    </w:p>
-    <w:p>
-      <w:pPr>
-        <w:pStyle w:val="Choice"/>
-      </w:pPr>
-      <w:r>
-        <w:t>d)</w:t>
-        <w:tab/>
-        <w:t>Tiene más opciones de personalización y flexibilidad que Android.</w:t>
-      </w:r>
-    </w:p>
-    <w:p>
-      <w:pPr>
         <w:pStyle w:val="ListNumber"/>
       </w:pPr>
       <w:r>
@@ -1081,7 +1081,7 @@
       <w:r>
         <w:t>a)</w:t>
         <w:tab/>
-        <w:t>A través de suscripciones mensuales.</w:t>
+        <w:t>Con el costo del hardware de los dispositivos Apple.</w:t>
       </w:r>
     </w:p>
     <w:p>
@@ -1091,7 +1091,7 @@
       <w:r>
         <w:t>b)</w:t>
         <w:tab/>
-        <w:t>Con el costo del hardware de los dispositivos Apple.</w:t>
+        <w:t>A través de suscripciones mensuales.</w:t>
       </w:r>
     </w:p>
     <w:p>
@@ -1129,7 +1129,7 @@
       <w:r>
         <w:t>a)</w:t>
         <w:tab/>
-        <w:t>Ordenadores personales.</w:t>
+        <w:t>Mainframes.</w:t>
       </w:r>
     </w:p>
     <w:p>
@@ -1149,6 +1149,82 @@
       <w:r>
         <w:t>c)</w:t>
         <w:tab/>
+        <w:t>Dispositivos móviles.</w:t>
+      </w:r>
+    </w:p>
+    <w:p>
+      <w:pPr>
+        <w:pStyle w:val="Choice"/>
+      </w:pPr>
+      <w:r>
+        <w:t>d)</w:t>
+        <w:tab/>
+        <w:t>Ordenadores personales.</w:t>
+      </w:r>
+    </w:p>
+    <w:p>
+      <w:pPr>
+        <w:pStyle w:val="ListNumber"/>
+      </w:pPr>
+      <w:r>
+        <w:t>¿Cuál es una característica destacada de z/OS?</w:t>
+      </w:r>
+    </w:p>
+    <w:p>
+      <w:pPr>
+        <w:pStyle w:val="Choice"/>
+      </w:pPr>
+      <w:r>
+        <w:t>a)</w:t>
+        <w:tab/>
+        <w:t>Robusto, fiable, escalable y seguro.</w:t>
+      </w:r>
+    </w:p>
+    <w:p>
+      <w:pPr>
+        <w:pStyle w:val="Choice"/>
+      </w:pPr>
+      <w:r>
+        <w:t>b)</w:t>
+        <w:tab/>
+        <w:t>Diseñado para sistemas embebidos.</w:t>
+      </w:r>
+    </w:p>
+    <w:p>
+      <w:pPr>
+        <w:pStyle w:val="Choice"/>
+      </w:pPr>
+      <w:r>
+        <w:t>c)</w:t>
+        <w:tab/>
+        <w:t>Escrito en lenguaje C.</w:t>
+      </w:r>
+    </w:p>
+    <w:p>
+      <w:pPr>
+        <w:pStyle w:val="Choice"/>
+      </w:pPr>
+      <w:r>
+        <w:t>d)</w:t>
+        <w:tab/>
+        <w:t>Pequeño tamaño y bajo consumo de recursos.</w:t>
+      </w:r>
+    </w:p>
+    <w:p>
+      <w:pPr>
+        <w:pStyle w:val="ListNumber"/>
+      </w:pPr>
+      <w:r>
+        <w:t>¿Para qué tipo de dispositivos está diseñado FreeRTOS?</w:t>
+      </w:r>
+    </w:p>
+    <w:p>
+      <w:pPr>
+        <w:pStyle w:val="Choice"/>
+      </w:pPr>
+      <w:r>
+        <w:t>a)</w:t>
+        <w:tab/>
         <w:t>Mainframes.</w:t>
       </w:r>
     </w:p>
@@ -1157,17 +1233,85 @@
         <w:pStyle w:val="Choice"/>
       </w:pPr>
       <w:r>
-        <w:t>d)</w:t>
+        <w:t>b)</w:t>
         <w:tab/>
-        <w:t>Dispositivos móviles.</w:t>
+        <w:t>Sistemas embebidos.</w:t>
       </w:r>
     </w:p>
     <w:p>
       <w:pPr>
+        <w:pStyle w:val="Choice"/>
+      </w:pPr>
+      <w:r>
+        <w:t>c)</w:t>
+        <w:tab/>
+        <w:t>Ordenadores personales.</w:t>
+      </w:r>
+    </w:p>
+    <w:p>
+      <w:pPr>
+        <w:pStyle w:val="Choice"/>
+      </w:pPr>
+      <w:r>
+        <w:t>d)</w:t>
+        <w:tab/>
+        <w:t>Servidores web.</w:t>
+      </w:r>
+    </w:p>
+    <w:p>
+      <w:pPr>
         <w:pStyle w:val="ListNumber"/>
       </w:pPr>
       <w:r>
-        <w:t>¿Cuál es una característica destacada de z/OS?</w:t>
+        <w:t>¿Qué capacidad destaca en z/OS en términos de ejecución de trabajos?</w:t>
+      </w:r>
+    </w:p>
+    <w:p>
+      <w:pPr>
+        <w:pStyle w:val="Choice"/>
+      </w:pPr>
+      <w:r>
+        <w:t>a)</w:t>
+        <w:tab/>
+        <w:t>Gestión de seguridad.</w:t>
+      </w:r>
+    </w:p>
+    <w:p>
+      <w:pPr>
+        <w:pStyle w:val="Choice"/>
+      </w:pPr>
+      <w:r>
+        <w:t>b)</w:t>
+        <w:tab/>
+        <w:t>Ejecución de trabajos en lote (batch).</w:t>
+      </w:r>
+    </w:p>
+    <w:p>
+      <w:pPr>
+        <w:pStyle w:val="Choice"/>
+      </w:pPr>
+      <w:r>
+        <w:t>c)</w:t>
+        <w:tab/>
+        <w:t>Gestión del motor del automóvil.</w:t>
+      </w:r>
+    </w:p>
+    <w:p>
+      <w:pPr>
+        <w:pStyle w:val="Choice"/>
+      </w:pPr>
+      <w:r>
+        <w:t>d)</w:t>
+        <w:tab/>
+        <w:t>Administración de sistemas de archivos y dispositivos.</w:t>
+      </w:r>
+    </w:p>
+    <w:p>
+      <w:pPr>
+        <w:pStyle w:val="ListNumber"/>
+      </w:pPr>
+      <w:r>
+        <w:t>¿Cuál es una característica clave de FreeRTOS en cuanto a su tamaño y consumo de recursos?</w:t>
       </w:r>
     </w:p>
     <w:p>
@@ -1187,16 +1331,6 @@
       <w:r>
         <w:t>b)</w:t>
         <w:tab/>
-        <w:t>Robusto, fiable, escalable y seguro.</w:t>
-      </w:r>
-    </w:p>
-    <w:p>
-      <w:pPr>
-        <w:pStyle w:val="Choice"/>
-      </w:pPr>
-      <w:r>
-        <w:t>c)</w:t>
-        <w:tab/>
         <w:t>Diseñado para sistemas embebidos.</w:t>
       </w:r>
     </w:p>
@@ -1205,153 +1339,19 @@
         <w:pStyle w:val="Choice"/>
       </w:pPr>
       <w:r>
-        <w:t>d)</w:t>
+        <w:t>c)</w:t>
         <w:tab/>
         <w:t>Escrito en lenguaje C.</w:t>
       </w:r>
     </w:p>
     <w:p>
       <w:pPr>
-        <w:pStyle w:val="ListNumber"/>
-      </w:pPr>
-      <w:r>
-        <w:t>¿Para qué tipo de dispositivos está diseñado FreeRTOS?</w:t>
-      </w:r>
-    </w:p>
-    <w:p>
-      <w:pPr>
-        <w:pStyle w:val="Choice"/>
-      </w:pPr>
-      <w:r>
-        <w:t>a)</w:t>
-        <w:tab/>
-        <w:t>Sistemas embebidos.</w:t>
-      </w:r>
-    </w:p>
-    <w:p>
-      <w:pPr>
-        <w:pStyle w:val="Choice"/>
-      </w:pPr>
-      <w:r>
-        <w:t>b)</w:t>
-        <w:tab/>
-        <w:t>Mainframes.</w:t>
-      </w:r>
-    </w:p>
-    <w:p>
-      <w:pPr>
-        <w:pStyle w:val="Choice"/>
-      </w:pPr>
-      <w:r>
-        <w:t>c)</w:t>
-        <w:tab/>
-        <w:t>Servidores web.</w:t>
-      </w:r>
-    </w:p>
-    <w:p>
-      <w:pPr>
         <w:pStyle w:val="Choice"/>
       </w:pPr>
       <w:r>
         <w:t>d)</w:t>
         <w:tab/>
-        <w:t>Ordenadores personales.</w:t>
-      </w:r>
-    </w:p>
-    <w:p>
-      <w:pPr>
-        <w:pStyle w:val="ListNumber"/>
-      </w:pPr>
-      <w:r>
-        <w:t>¿Qué capacidad destaca en z/OS en términos de ejecución de trabajos?</w:t>
-      </w:r>
-    </w:p>
-    <w:p>
-      <w:pPr>
-        <w:pStyle w:val="Choice"/>
-      </w:pPr>
-      <w:r>
-        <w:t>a)</w:t>
-        <w:tab/>
-        <w:t>Gestión del motor del automóvil.</w:t>
-      </w:r>
-    </w:p>
-    <w:p>
-      <w:pPr>
-        <w:pStyle w:val="Choice"/>
-      </w:pPr>
-      <w:r>
-        <w:t>b)</w:t>
-        <w:tab/>
-        <w:t>Gestión de seguridad.</w:t>
-      </w:r>
-    </w:p>
-    <w:p>
-      <w:pPr>
-        <w:pStyle w:val="Choice"/>
-      </w:pPr>
-      <w:r>
-        <w:t>c)</w:t>
-        <w:tab/>
-        <w:t>Ejecución de trabajos en lote (batch).</w:t>
-      </w:r>
-    </w:p>
-    <w:p>
-      <w:pPr>
-        <w:pStyle w:val="Choice"/>
-      </w:pPr>
-      <w:r>
-        <w:t>d)</w:t>
-        <w:tab/>
-        <w:t>Administración de sistemas de archivos y dispositivos.</w:t>
-      </w:r>
-    </w:p>
-    <w:p>
-      <w:pPr>
-        <w:pStyle w:val="ListNumber"/>
-      </w:pPr>
-      <w:r>
-        <w:t>¿Cuál es una característica clave de FreeRTOS en cuanto a su tamaño y consumo de recursos?</w:t>
-      </w:r>
-    </w:p>
-    <w:p>
-      <w:pPr>
-        <w:pStyle w:val="Choice"/>
-      </w:pPr>
-      <w:r>
-        <w:t>a)</w:t>
-        <w:tab/>
-        <w:t>Escrito en lenguaje C.</w:t>
-      </w:r>
-    </w:p>
-    <w:p>
-      <w:pPr>
-        <w:pStyle w:val="Choice"/>
-      </w:pPr>
-      <w:r>
-        <w:t>b)</w:t>
-        <w:tab/>
-        <w:t>Diseñado para sistemas embebidos.</w:t>
-      </w:r>
-    </w:p>
-    <w:p>
-      <w:pPr>
-        <w:pStyle w:val="Choice"/>
-      </w:pPr>
-      <w:r>
-        <w:t>c)</w:t>
-        <w:tab/>
         <w:t>Robusto, fiable, escalable y seguro.</w:t>
-      </w:r>
-    </w:p>
-    <w:p>
-      <w:pPr>
-        <w:pStyle w:val="Choice"/>
-      </w:pPr>
-      <w:r>
-        <w:t>d)</w:t>
-        <w:tab/>
-        <w:t>Pequeño tamaño y bajo consumo de recursos.</w:t>
       </w:r>
     </w:p>
     <w:p>
@@ -1379,7 +1379,7 @@
       <w:r>
         <w:t>b)</w:t>
         <w:tab/>
-        <w:t>C.</w:t>
+        <w:t>Java.</w:t>
       </w:r>
     </w:p>
     <w:p>
@@ -1399,7 +1399,7 @@
       <w:r>
         <w:t>d)</w:t>
         <w:tab/>
-        <w:t>Java.</w:t>
+        <w:t>C.</w:t>
       </w:r>
     </w:p>
     <w:p>
@@ -1417,6 +1417,26 @@
       <w:r>
         <w:t>a)</w:t>
         <w:tab/>
+        <w:t>Utilizar el sistema solo para fines comerciales.</w:t>
+      </w:r>
+    </w:p>
+    <w:p>
+      <w:pPr>
+        <w:pStyle w:val="Choice"/>
+      </w:pPr>
+      <w:r>
+        <w:t>b)</w:t>
+        <w:tab/>
+        <w:t>Vender el sistema sin restricciones.</w:t>
+      </w:r>
+    </w:p>
+    <w:p>
+      <w:pPr>
+        <w:pStyle w:val="Choice"/>
+      </w:pPr>
+      <w:r>
+        <w:t>c)</w:t>
+        <w:tab/>
         <w:t>Limitar el acceso al código fuente por parte de terceros.</w:t>
       </w:r>
     </w:p>
@@ -1425,29 +1445,9 @@
         <w:pStyle w:val="Choice"/>
       </w:pPr>
       <w:r>
-        <w:t>b)</w:t>
-        <w:tab/>
-        <w:t>Utilizar el sistema solo para fines comerciales.</w:t>
-      </w:r>
-    </w:p>
-    <w:p>
-      <w:pPr>
-        <w:pStyle w:val="Choice"/>
-      </w:pPr>
-      <w:r>
-        <w:t>c)</w:t>
+        <w:t>d)</w:t>
         <w:tab/>
         <w:t>Modificar y distribuir el código fuente con libertad.</w:t>
-      </w:r>
-    </w:p>
-    <w:p>
-      <w:pPr>
-        <w:pStyle w:val="Choice"/>
-      </w:pPr>
-      <w:r>
-        <w:t>d)</w:t>
-        <w:tab/>
-        <w:t>Vender el sistema sin restricciones.</w:t>
       </w:r>
     </w:p>
     <w:p>
@@ -1485,7 +1485,7 @@
       <w:r>
         <w:t>c)</w:t>
         <w:tab/>
-        <w:t>No se puede modificar ni distribuir.</w:t>
+        <w:t>Tiene un alto consumo de recursos.</w:t>
       </w:r>
     </w:p>
     <w:p>
@@ -1495,7 +1495,7 @@
       <w:r>
         <w:t>d)</w:t>
         <w:tab/>
-        <w:t>Tiene un alto consumo de recursos.</w:t>
+        <w:t>No se puede modificar ni distribuir.</w:t>
       </w:r>
     </w:p>
     <w:p>
@@ -1513,7 +1513,7 @@
       <w:r>
         <w:t>a)</w:t>
         <w:tab/>
-        <w:t>Que está escrito en lenguaje RT.</w:t>
+        <w:t>Que está diseñado para Mainframes.</w:t>
       </w:r>
     </w:p>
     <w:p>
@@ -1522,6 +1522,16 @@
       </w:pPr>
       <w:r>
         <w:t>b)</w:t>
+        <w:tab/>
+        <w:t>Que trabaja en tiempo real.</w:t>
+      </w:r>
+    </w:p>
+    <w:p>
+      <w:pPr>
+        <w:pStyle w:val="Choice"/>
+      </w:pPr>
+      <w:r>
+        <w:t>c)</w:t>
         <w:tab/>
         <w:t>Que pueda hacer retuit de los mensajes recibidos.</w:t>
       </w:r>
@@ -1531,19 +1541,9 @@
         <w:pStyle w:val="Choice"/>
       </w:pPr>
       <w:r>
-        <w:t>c)</w:t>
-        <w:tab/>
-        <w:t>Que está diseñado para Mainframes.</w:t>
-      </w:r>
-    </w:p>
-    <w:p>
-      <w:pPr>
-        <w:pStyle w:val="Choice"/>
-      </w:pPr>
-      <w:r>
         <w:t>d)</w:t>
         <w:tab/>
-        <w:t>Que trabaja en tiempo real.</w:t>
+        <w:t>Que está escrito en lenguaje RT.</w:t>
       </w:r>
     </w:p>
     <w:sectPr>
